--- a/output/Lebenslauf_Pouya_Shakourpour_PwC_QA.docx
+++ b/output/Lebenslauf_Pouya_Shakourpour_PwC_QA.docx
@@ -26,7 +26,7 @@
           <w:i w:val="0"/>
           <w:sz w:val="21"/>
         </w:rPr>
-        <w:t>B.Eng. Wirtschaftsingenieurwesen (HTW Berlin)  |  Qualitätssicherung, technische Dokumentation, Projektkoordination</w:t>
+        <w:t>B.Eng. Wirtschaftsingenieurwesen (HTW Berlin)  |  Qualitätssicherung und Softwaretest</w:t>
       </w:r>
     </w:p>
     <w:p>
@@ -67,7 +67,7 @@
           <w:i w:val="0"/>
           <w:sz w:val="21"/>
         </w:rPr>
-        <w:t>Student des Wirtschaftsingenieurwesens mit abgeschlossener kaufmännischer Ausbildung, aktuell Werkstudent in der Qualitätssicherung eines Softwarehauses für Bahnplanung. Erfahrung in Test und Abnahme, Fehlerdokumentation und -nachverfolgung sowie in der Prüfung und Pflege technischer Dokumentation für Anwender ohne Software-Hintergrund. Davor drei Jahre im Baustoffgroßhandel mit Angebots-, Auftrags- und Lieferantenprozessen für Tiefbau- und Infrastrukturprojekte.</w:t>
+        <w:t>Student des Wirtschaftsingenieurwesens mit abgeschlossener kaufmännischer Ausbildung, seit Dezember 2025 Werkstudent in der Qualitätssicherung eines Softwarehauses für Bahnplanung: Test und Abnahme neuer Funktionen, reproduzierbare Fehlerdokumentation und -nachverfolgung in Azure DevOps Server sowie Prüfung und Pflege der Produktdokumentation. Grundkenntnisse in Python, SQL und C#. Nächster Schritt ist der Weg vom manuellen zum automatisierten Testen.</w:t>
       </w:r>
     </w:p>
     <w:p>
@@ -118,7 +118,19 @@
         <w:rPr>
           <w:sz w:val="21"/>
         </w:rPr>
-        <w:t>Test und Abnahme neuer Softwarefunktionen für zwei Produkte der Bahnplanung (Vestra-Infravision); Abweichungen systematisch erfasst, dokumentiert und in Azure DevOps Server bis zur Klärung nachverfolgt</w:t>
+        <w:t>Test und Abnahme neuer Softwarefunktionen für zwei Produkte der Bahnplanung (Vestra-Infravision), einschließlich Prüfung von Ausnahme- und Randfällen</w:t>
+      </w:r>
+    </w:p>
+    <w:p>
+      <w:pPr>
+        <w:pStyle w:val="ListBullet"/>
+        <w:spacing w:after="40"/>
+      </w:pPr>
+      <w:r>
+        <w:rPr>
+          <w:sz w:val="21"/>
+        </w:rPr>
+        <w:t>Abweichungen reproduzierbar beschrieben, in Azure DevOps Server dokumentiert und bis zur Klärung mit der Entwicklung nachverfolgt</w:t>
       </w:r>
     </w:p>
     <w:p>
@@ -142,19 +154,7 @@
         <w:rPr>
           <w:sz w:val="21"/>
         </w:rPr>
-        <w:t>Technische Produktinformationen für Fachabteilungen verdichtet und als Entscheidungsgrundlage aufbereitet</w:t>
-      </w:r>
-    </w:p>
-    <w:p>
-      <w:pPr>
-        <w:pStyle w:val="ListBullet"/>
-        <w:spacing w:after="40"/>
-      </w:pPr>
-      <w:r>
-        <w:rPr>
-          <w:sz w:val="21"/>
-        </w:rPr>
-        <w:t>Anforderungen und technische Inhalte abteilungsübergreifend zwischen Entwicklung und Fachbereich abgestimmt, offene Punkte nachgehalten</w:t>
+        <w:t>Anforderungen und technische Inhalte zwischen Entwicklung und Fachbereich abgestimmt, offene Punkte nachgehalten</w:t>
       </w:r>
     </w:p>
     <w:p>
@@ -288,18 +288,6 @@
         <w:rPr>
           <w:sz w:val="21"/>
         </w:rPr>
-        <w:t>SAP-gestützte Angebots- und Auftragserfassung im B2B-Geschäft mit Tiefbauunternehmen</w:t>
-      </w:r>
-    </w:p>
-    <w:p>
-      <w:pPr>
-        <w:pStyle w:val="ListBullet"/>
-        <w:spacing w:after="40"/>
-      </w:pPr>
-      <w:r>
-        <w:rPr>
-          <w:sz w:val="21"/>
-        </w:rPr>
         <w:t>Produkt- und Marktdaten täglich in SAP ausgewertet und zu Kennzahlen für die Vertriebssteuerung aufbereitet</w:t>
       </w:r>
     </w:p>
@@ -325,6 +313,18 @@
           <w:sz w:val="21"/>
         </w:rPr>
         <w:t>Lieferkoordination zwischen Vertrieb, Lager und Einkauf für termingerechte Auftragsabwicklung</w:t>
+      </w:r>
+    </w:p>
+    <w:p>
+      <w:pPr>
+        <w:pStyle w:val="ListBullet"/>
+        <w:spacing w:after="40"/>
+      </w:pPr>
+      <w:r>
+        <w:rPr>
+          <w:sz w:val="21"/>
+        </w:rPr>
+        <w:t>SAP-gestützte Angebots- und Auftragserfassung im B2B-Geschäft mit Tiefbauunternehmen</w:t>
       </w:r>
     </w:p>
     <w:p>
@@ -375,7 +375,7 @@
         <w:rPr>
           <w:sz w:val="21"/>
         </w:rPr>
-        <w:t>Relevante Module: Projektmanagement, Controlling, Produkt- und Prozessgestaltung, Lean Management</w:t>
+        <w:t>Relevante Module: Projektmanagement, Produkt- und Prozessgestaltung, Lean Management, Controlling</w:t>
       </w:r>
     </w:p>
     <w:p>
@@ -526,13 +526,13 @@
           <w:b/>
           <w:sz w:val="21"/>
         </w:rPr>
-        <w:t xml:space="preserve">Qualitätssicherung und Methoden: </w:t>
+        <w:t xml:space="preserve">Qualitätssicherung und Test: </w:t>
       </w:r>
       <w:r>
         <w:rPr>
           <w:sz w:val="21"/>
         </w:rPr>
-        <w:t>Test und Abnahme, Fehlerdokumentation und -nachverfolgung, technische Dokumentation, Prozessstandardisierung, Projektmanagement, Lean Management</w:t>
+        <w:t>Test und Abnahme von Softwarefunktionen, Prüfung von Ausnahme- und Randfällen, reproduzierbares Fehlerreporting, Fehlernachverfolgung, Testdokumentation, technische Produktdokumentation, Prozessstandardisierung</w:t>
       </w:r>
     </w:p>
     <w:p>
@@ -545,13 +545,32 @@
           <w:b/>
           <w:sz w:val="21"/>
         </w:rPr>
-        <w:t xml:space="preserve">IT und Anwendungen: </w:t>
+        <w:t xml:space="preserve">Tools: </w:t>
       </w:r>
       <w:r>
         <w:rPr>
           <w:sz w:val="21"/>
         </w:rPr>
-        <w:t>MS Office (PowerPoint, Excel, Word) und SAP – sehr gut; Azure DevOps Server, Asana, Vestra-Infravision (Bahnplanung); Power BI, SQL, Python – Grundkenntnisse</w:t>
+        <w:t>Azure DevOps Server (Testdurchführung und Fehlernachverfolgung); SAP und MS Office (Excel, PowerPoint, Word) – sehr gut; Asana; Vestra-Infravision (Bahnplanung)</w:t>
+      </w:r>
+    </w:p>
+    <w:p>
+      <w:pPr>
+        <w:pStyle w:val="ListBullet"/>
+        <w:spacing w:after="40"/>
+      </w:pPr>
+      <w:r>
+        <w:rPr>
+          <w:b/>
+          <w:sz w:val="21"/>
+        </w:rPr>
+        <w:t xml:space="preserve">Programmierung und Daten: </w:t>
+      </w:r>
+      <w:r>
+        <w:rPr>
+          <w:sz w:val="21"/>
+        </w:rPr>
+        <w:t>Python, SQL, C# – Grundkenntnisse; Power BI</w:t>
       </w:r>
     </w:p>
     <w:p>
